--- a/docs/legal/review-2026-06-16/rj-ronald-j-antonelli/word/06-rj-restricted-stock-purchase-agreement.docx
+++ b/docs/legal/review-2026-06-16/rj-ronald-j-antonelli/word/06-rj-restricted-stock-purchase-agreement.docx
@@ -13,7 +13,7 @@
     </w:p>
     <w:p>
       <w:r>
-        <w:t>This Restricted Stock Purchase Agreement (this "Agreement") is entered into as of [DATE] (the "Effective Date"), by and between LoLo Care Inc, a Delaware corporation (the "Company"), and Ronald J. Antonelli (the "Purchaser" or "RJ").</w:t>
+        <w:t>This Restricted Stock Purchase Agreement (this "Agreement") is entered into as of [DATE] (the "Effective Date"), by and between Lolo Care, Inc., a Delaware corporation (the "Company"), and Ronald J. Antonelli (the "Purchaser" or "RJ").</w:t>
       </w:r>
     </w:p>
     <w:p>
@@ -35,7 +35,7 @@
         <w:t>Sale of Shares.</w:t>
       </w:r>
       <w:r>
-        <w:t xml:space="preserve"> Subject to this Agreement, the Company sells to Purchaser, and Purchaser purchases from the Company, 1,000,000 shares of the Company's Common Stock, par value $[PAR VALUE] per share (the "Shares").</w:t>
+        <w:t xml:space="preserve"> Subject to this Agreement, the Company sells to Purchaser, and Purchaser purchases from the Company, 1,000,000 shares of the Company's Common Stock, par value $0.00001 per share (the "Shares").</w:t>
       </w:r>
     </w:p>
     <w:p>
@@ -171,7 +171,7 @@
         <w:t>Purchase Price.</w:t>
       </w:r>
       <w:r>
-        <w:t xml:space="preserve"> The purchase price for the Shares is $[PRICE PER SHARE] per share, for an aggregate purchase price of $[RJ TOTAL PURCHASE PRICE] (the "Purchase Price").</w:t>
+        <w:t xml:space="preserve"> The purchase price for the Shares is $0.00001 per share, for an aggregate purchase price of $10.00 (the "Purchase Price").</w:t>
       </w:r>
     </w:p>
     <w:p>
@@ -1290,7 +1290,7 @@
     </w:p>
     <w:p>
       <w:r>
-        <w:t>LoLo Care Inc</w:t>
+        <w:t>Lolo Care, Inc.</w:t>
       </w:r>
     </w:p>
     <w:p>
@@ -1383,7 +1383,7 @@
           </w:tcPr>
           <w:p>
             <w:r>
-              <w:t>LoLo Care Inc</w:t>
+              <w:t>Lolo Care, Inc.</w:t>
             </w:r>
           </w:p>
         </w:tc>
@@ -1537,7 +1537,7 @@
           </w:tcPr>
           <w:p>
             <w:r>
-              <w:t>$[PAR VALUE]</w:t>
+              <w:t>$0.00001</w:t>
             </w:r>
           </w:p>
         </w:tc>
@@ -1559,7 +1559,7 @@
           </w:tcPr>
           <w:p>
             <w:r>
-              <w:t>$[PRICE PER SHARE]</w:t>
+              <w:t>$0.00001</w:t>
             </w:r>
           </w:p>
         </w:tc>
@@ -1581,7 +1581,7 @@
           </w:tcPr>
           <w:p>
             <w:r>
-              <w:t>$[RJ TOTAL PURCHASE PRICE]</w:t>
+              <w:t>$10.00</w:t>
             </w:r>
           </w:p>
         </w:tc>
